--- a/Courses/Computer-Modeling-and-IT/Computer-Modeling-and-IT-6-Class/33-Functions-in-Python/33-Functions-in-Python-Exercises.docx
+++ b/Courses/Computer-Modeling-and-IT/Computer-Modeling-and-IT-6-Class/33-Functions-in-Python/33-Functions-in-Python-Exercises.docx
@@ -56,9 +56,9 @@
           <w:lang w:val="bg-BG"/>
         </w:rPr>
         <w:drawing>
-          <wp:inline distT="0" distB="0" distL="0" distR="0" wp14:anchorId="5D1D7169" wp14:editId="36D1FFD0">
-            <wp:extent cx="1058779" cy="474861"/>
-            <wp:effectExtent l="0" t="0" r="8255" b="1905"/>
+          <wp:inline distT="0" distB="0" distL="0" distR="0" wp14:anchorId="5D1D7169" wp14:editId="289525FB">
+            <wp:extent cx="1112242" cy="498463"/>
+            <wp:effectExtent l="0" t="0" r="0" b="0"/>
             <wp:docPr id="5" name="Picture 4"/>
             <wp:cNvGraphicFramePr>
               <a:graphicFrameLocks xmlns:a="http://schemas.openxmlformats.org/drawingml/2006/main" noChangeAspect="1"/>
@@ -87,7 +87,7 @@
                   <pic:spPr>
                     <a:xfrm>
                       <a:off x="0" y="0"/>
-                      <a:ext cx="1112242" cy="498839"/>
+                      <a:ext cx="1112242" cy="498463"/>
                     </a:xfrm>
                     <a:prstGeom prst="rect">
                       <a:avLst/>
@@ -484,19 +484,7 @@
         <w:rPr>
           <w:lang w:val="bg-BG"/>
         </w:rPr>
-        <w:t xml:space="preserve">, </w:t>
-      </w:r>
-      <w:r>
-        <w:rPr>
-          <w:lang w:val="bg-BG"/>
-        </w:rPr>
-        <w:t xml:space="preserve">и </w:t>
-      </w:r>
-      <w:r>
-        <w:rPr>
-          <w:lang w:val="bg-BG"/>
-        </w:rPr>
-        <w:t xml:space="preserve">изчислява </w:t>
+        <w:t xml:space="preserve">, и изчислява </w:t>
       </w:r>
       <w:r>
         <w:rPr>
@@ -671,13 +659,7 @@
         <w:rPr>
           <w:lang w:val="bg-BG"/>
         </w:rPr>
-        <w:t xml:space="preserve"> </w:t>
-      </w:r>
-      <w:r>
-        <w:rPr>
-          <w:lang w:val="bg-BG"/>
-        </w:rPr>
-        <w:t>"</w:t>
+        <w:t xml:space="preserve"> "</w:t>
       </w:r>
       <w:r>
         <w:rPr>
@@ -1203,13 +1185,7 @@
         <w:rPr>
           <w:lang w:val="bg-BG"/>
         </w:rPr>
-        <w:t>Повтаряне на</w:t>
-      </w:r>
-      <w:r>
-        <w:rPr>
-          <w:lang w:val="bg-BG"/>
-        </w:rPr>
-        <w:t xml:space="preserve"> текст</w:t>
+        <w:t>Повтаряне на текст</w:t>
       </w:r>
     </w:p>
     <w:p>
@@ -1296,7 +1272,25 @@
           <w:bCs/>
           <w:lang w:val="bg-BG"/>
         </w:rPr>
-        <w:t xml:space="preserve">върне нов </w:t>
+        <w:t>върне нов текст</w:t>
+      </w:r>
+      <w:r>
+        <w:rPr>
+          <w:lang w:val="bg-BG"/>
+        </w:rPr>
+        <w:t xml:space="preserve"> - резултат от повторението на стария </w:t>
+      </w:r>
+      <w:r>
+        <w:rPr>
+          <w:lang w:val="bg-BG"/>
+        </w:rPr>
+        <w:t>текст</w:t>
+      </w:r>
+      <w:r>
+        <w:rPr>
+          <w:lang w:val="bg-BG"/>
+        </w:rPr>
+        <w:t xml:space="preserve"> </w:t>
       </w:r>
       <w:r>
         <w:rPr>
@@ -1304,49 +1298,7 @@
           <w:bCs/>
           <w:lang w:val="bg-BG"/>
         </w:rPr>
-        <w:t>текст</w:t>
-      </w:r>
-      <w:r>
-        <w:rPr>
-          <w:lang w:val="bg-BG"/>
-        </w:rPr>
-        <w:t xml:space="preserve"> - резултат от повторението на стария </w:t>
-      </w:r>
-      <w:r>
-        <w:rPr>
-          <w:lang w:val="bg-BG"/>
-        </w:rPr>
-        <w:t>текст</w:t>
-      </w:r>
-      <w:r>
-        <w:rPr>
-          <w:lang w:val="bg-BG"/>
-        </w:rPr>
-        <w:t xml:space="preserve"> </w:t>
-      </w:r>
-      <w:r>
-        <w:rPr>
-          <w:b/>
-          <w:bCs/>
-          <w:lang w:val="bg-BG"/>
-        </w:rPr>
-        <w:t>n</w:t>
-      </w:r>
-      <w:r>
-        <w:rPr>
-          <w:b/>
-          <w:bCs/>
-          <w:lang w:val="bg-BG"/>
-        </w:rPr>
-        <w:t xml:space="preserve"> на брой</w:t>
-      </w:r>
-      <w:r>
-        <w:rPr>
-          <w:b/>
-          <w:bCs/>
-          <w:lang w:val="bg-BG"/>
-        </w:rPr>
-        <w:t xml:space="preserve"> пъти</w:t>
+        <w:t>n на брой пъти</w:t>
       </w:r>
       <w:r>
         <w:rPr>
@@ -10792,6 +10744,7 @@
   <w:style w:type="character" w:default="1" w:styleId="DefaultParagraphFont">
     <w:name w:val="Default Paragraph Font"/>
     <w:uiPriority w:val="1"/>
+    <w:semiHidden/>
     <w:unhideWhenUsed/>
   </w:style>
   <w:style w:type="table" w:default="1" w:styleId="TableNormal">
